--- a/2nd year/ЛЕХА/отчет лб 8.docx
+++ b/2nd year/ЛЕХА/отчет лб 8.docx
@@ -376,23 +376,7 @@
           <w:sz w:val="28"/>
           <w:szCs w:val="28"/>
         </w:rPr>
-        <w:t xml:space="preserve">24кир2 </w:t>
-      </w:r>
-      <w:proofErr w:type="spellStart"/>
-      <w:r>
-        <w:rPr>
-          <w:sz w:val="28"/>
-          <w:szCs w:val="28"/>
-        </w:rPr>
-        <w:t>Суетов</w:t>
-      </w:r>
-      <w:proofErr w:type="spellEnd"/>
-      <w:r>
-        <w:rPr>
-          <w:sz w:val="28"/>
-          <w:szCs w:val="28"/>
-        </w:rPr>
-        <w:t xml:space="preserve"> К.В.</w:t>
+        <w:t>24кир2 Суетов К.В.</w:t>
       </w:r>
     </w:p>
     <w:p>
@@ -418,17 +402,8 @@
           <w:sz w:val="28"/>
           <w:szCs w:val="28"/>
         </w:rPr>
-        <w:t xml:space="preserve">Шилов </w:t>
-      </w:r>
-      <w:proofErr w:type="spellStart"/>
-      <w:r>
-        <w:rPr>
-          <w:sz w:val="28"/>
-          <w:szCs w:val="28"/>
-        </w:rPr>
-        <w:t>А.Юю</w:t>
-      </w:r>
-      <w:proofErr w:type="spellEnd"/>
+        <w:t>Шилов А.Юю</w:t>
+      </w:r>
     </w:p>
     <w:p>
       <w:pPr>
@@ -609,47 +584,345 @@
           <w:lang w:val="en-US"/>
         </w:rPr>
         <w:br/>
-        <w:t xml:space="preserve">using </w:t>
-      </w:r>
-      <w:proofErr w:type="spellStart"/>
-      <w:r>
-        <w:rPr>
-          <w:szCs w:val="28"/>
-          <w:lang w:val="en-US"/>
-        </w:rPr>
-        <w:t>System.Collections.Generic</w:t>
-      </w:r>
-      <w:proofErr w:type="spellEnd"/>
-      <w:r>
-        <w:rPr>
-          <w:szCs w:val="28"/>
-          <w:lang w:val="en-US"/>
-        </w:rPr>
-        <w:t>;</w:t>
-      </w:r>
-      <w:r>
-        <w:rPr>
-          <w:szCs w:val="28"/>
-          <w:lang w:val="en-US"/>
-        </w:rPr>
-        <w:br/>
-      </w:r>
-      <w:r>
-        <w:rPr>
-          <w:szCs w:val="28"/>
-          <w:lang w:val="en-US"/>
-        </w:rPr>
-        <w:br/>
-      </w:r>
-      <w:proofErr w:type="spellStart"/>
-      <w:r>
-        <w:rPr>
-          <w:szCs w:val="28"/>
-          <w:lang w:val="en-US"/>
-        </w:rPr>
-        <w:t>enum</w:t>
-      </w:r>
-      <w:proofErr w:type="spellEnd"/>
+        <w:t>using System.Collections.Generic;</w:t>
+      </w:r>
+      <w:r>
+        <w:rPr>
+          <w:szCs w:val="28"/>
+          <w:lang w:val="en-US"/>
+        </w:rPr>
+        <w:br/>
+      </w:r>
+      <w:r>
+        <w:rPr>
+          <w:szCs w:val="28"/>
+          <w:lang w:val="en-US"/>
+        </w:rPr>
+        <w:br/>
+        <w:t xml:space="preserve">enum FigureType { </w:t>
+      </w:r>
+      <w:r>
+        <w:rPr>
+          <w:szCs w:val="28"/>
+        </w:rPr>
+        <w:t>Круг</w:t>
+      </w:r>
+      <w:r>
+        <w:rPr>
+          <w:szCs w:val="28"/>
+          <w:lang w:val="en-US"/>
+        </w:rPr>
+        <w:t xml:space="preserve">, </w:t>
+      </w:r>
+      <w:r>
+        <w:rPr>
+          <w:szCs w:val="28"/>
+        </w:rPr>
+        <w:t>Квадрат</w:t>
+      </w:r>
+      <w:r>
+        <w:rPr>
+          <w:szCs w:val="28"/>
+          <w:lang w:val="en-US"/>
+        </w:rPr>
+        <w:t xml:space="preserve">, </w:t>
+      </w:r>
+      <w:r>
+        <w:rPr>
+          <w:szCs w:val="28"/>
+        </w:rPr>
+        <w:t>Треугольник</w:t>
+      </w:r>
+      <w:r>
+        <w:rPr>
+          <w:szCs w:val="28"/>
+          <w:lang w:val="en-US"/>
+        </w:rPr>
+        <w:t xml:space="preserve"> }</w:t>
+      </w:r>
+      <w:r>
+        <w:rPr>
+          <w:szCs w:val="28"/>
+          <w:lang w:val="en-US"/>
+        </w:rPr>
+        <w:br/>
+      </w:r>
+      <w:r>
+        <w:rPr>
+          <w:szCs w:val="28"/>
+          <w:lang w:val="en-US"/>
+        </w:rPr>
+        <w:br/>
+        <w:t>struct Figure</w:t>
+      </w:r>
+      <w:r>
+        <w:rPr>
+          <w:szCs w:val="28"/>
+          <w:lang w:val="en-US"/>
+        </w:rPr>
+        <w:br/>
+        <w:t>{</w:t>
+      </w:r>
+      <w:r>
+        <w:rPr>
+          <w:szCs w:val="28"/>
+          <w:lang w:val="en-US"/>
+        </w:rPr>
+        <w:br/>
+        <w:t>public double X, Y;</w:t>
+      </w:r>
+      <w:r>
+        <w:rPr>
+          <w:szCs w:val="28"/>
+          <w:lang w:val="en-US"/>
+        </w:rPr>
+        <w:br/>
+        <w:t>public double Area;</w:t>
+      </w:r>
+      <w:r>
+        <w:rPr>
+          <w:szCs w:val="28"/>
+          <w:lang w:val="en-US"/>
+        </w:rPr>
+        <w:br/>
+        <w:t>public FigureType Type;</w:t>
+      </w:r>
+      <w:r>
+        <w:rPr>
+          <w:szCs w:val="28"/>
+          <w:lang w:val="en-US"/>
+        </w:rPr>
+        <w:br/>
+      </w:r>
+      <w:r>
+        <w:rPr>
+          <w:szCs w:val="28"/>
+          <w:lang w:val="en-US"/>
+        </w:rPr>
+        <w:br/>
+        <w:t>public Figure(double x, double y, double area, FigureType type)</w:t>
+      </w:r>
+      <w:r>
+        <w:rPr>
+          <w:szCs w:val="28"/>
+          <w:lang w:val="en-US"/>
+        </w:rPr>
+        <w:br/>
+        <w:t>{</w:t>
+      </w:r>
+      <w:r>
+        <w:rPr>
+          <w:szCs w:val="28"/>
+          <w:lang w:val="en-US"/>
+        </w:rPr>
+        <w:br/>
+        <w:t>X = x; Y = y; Area = area; Type = type;</w:t>
+      </w:r>
+      <w:r>
+        <w:rPr>
+          <w:szCs w:val="28"/>
+          <w:lang w:val="en-US"/>
+        </w:rPr>
+        <w:br/>
+        <w:t>}</w:t>
+      </w:r>
+      <w:r>
+        <w:rPr>
+          <w:szCs w:val="28"/>
+          <w:lang w:val="en-US"/>
+        </w:rPr>
+        <w:br/>
+        <w:t>}</w:t>
+      </w:r>
+      <w:r>
+        <w:rPr>
+          <w:szCs w:val="28"/>
+          <w:lang w:val="en-US"/>
+        </w:rPr>
+        <w:br/>
+      </w:r>
+      <w:r>
+        <w:rPr>
+          <w:szCs w:val="28"/>
+          <w:lang w:val="en-US"/>
+        </w:rPr>
+        <w:br/>
+        <w:t>class Program</w:t>
+      </w:r>
+      <w:r>
+        <w:rPr>
+          <w:szCs w:val="28"/>
+          <w:lang w:val="en-US"/>
+        </w:rPr>
+        <w:br/>
+        <w:t>{</w:t>
+      </w:r>
+      <w:r>
+        <w:rPr>
+          <w:szCs w:val="28"/>
+          <w:lang w:val="en-US"/>
+        </w:rPr>
+        <w:br/>
+        <w:t>static void Main()</w:t>
+      </w:r>
+      <w:r>
+        <w:rPr>
+          <w:szCs w:val="28"/>
+          <w:lang w:val="en-US"/>
+        </w:rPr>
+        <w:br/>
+        <w:t>{</w:t>
+      </w:r>
+      <w:r>
+        <w:rPr>
+          <w:szCs w:val="28"/>
+          <w:lang w:val="en-US"/>
+        </w:rPr>
+        <w:br/>
+        <w:t>List&lt;Figure&gt; figures = new List&lt;Figure&gt;</w:t>
+      </w:r>
+      <w:r>
+        <w:rPr>
+          <w:szCs w:val="28"/>
+          <w:lang w:val="en-US"/>
+        </w:rPr>
+        <w:br/>
+        <w:t>{</w:t>
+      </w:r>
+      <w:r>
+        <w:rPr>
+          <w:szCs w:val="28"/>
+          <w:lang w:val="en-US"/>
+        </w:rPr>
+        <w:br/>
+        <w:t>new Figure(3, 4, 12.5, FigureType.</w:t>
+      </w:r>
+      <w:r>
+        <w:rPr>
+          <w:szCs w:val="28"/>
+        </w:rPr>
+        <w:t>Круг</w:t>
+      </w:r>
+      <w:r>
+        <w:rPr>
+          <w:szCs w:val="28"/>
+          <w:lang w:val="en-US"/>
+        </w:rPr>
+        <w:t>),</w:t>
+      </w:r>
+      <w:r>
+        <w:rPr>
+          <w:szCs w:val="28"/>
+          <w:lang w:val="en-US"/>
+        </w:rPr>
+        <w:br/>
+        <w:t>new Figure(-1, 2, 8.0, FigureType.</w:t>
+      </w:r>
+      <w:r>
+        <w:rPr>
+          <w:szCs w:val="28"/>
+        </w:rPr>
+        <w:t>Круг</w:t>
+      </w:r>
+      <w:r>
+        <w:rPr>
+          <w:szCs w:val="28"/>
+          <w:lang w:val="en-US"/>
+        </w:rPr>
+        <w:t>),</w:t>
+      </w:r>
+      <w:r>
+        <w:rPr>
+          <w:szCs w:val="28"/>
+          <w:lang w:val="en-US"/>
+        </w:rPr>
+        <w:br/>
+        <w:t>new Figure(5, 6, 20.0, FigureType.</w:t>
+      </w:r>
+      <w:r>
+        <w:rPr>
+          <w:szCs w:val="28"/>
+        </w:rPr>
+        <w:t>Квадрат</w:t>
+      </w:r>
+      <w:r>
+        <w:rPr>
+          <w:szCs w:val="28"/>
+          <w:lang w:val="en-US"/>
+        </w:rPr>
+        <w:t>),</w:t>
+      </w:r>
+      <w:r>
+        <w:rPr>
+          <w:szCs w:val="28"/>
+          <w:lang w:val="en-US"/>
+        </w:rPr>
+        <w:br/>
+        <w:t>new Figure(2, 2, 9.0, FigureType.</w:t>
+      </w:r>
+      <w:r>
+        <w:rPr>
+          <w:szCs w:val="28"/>
+        </w:rPr>
+        <w:t>Круг</w:t>
+      </w:r>
+      <w:r>
+        <w:rPr>
+          <w:szCs w:val="28"/>
+          <w:lang w:val="en-US"/>
+        </w:rPr>
+        <w:t>),</w:t>
+      </w:r>
+      <w:r>
+        <w:rPr>
+          <w:szCs w:val="28"/>
+          <w:lang w:val="en-US"/>
+        </w:rPr>
+        <w:br/>
+        <w:t>new Figure(0, 5, 15.0, FigureType.</w:t>
+      </w:r>
+      <w:r>
+        <w:rPr>
+          <w:szCs w:val="28"/>
+        </w:rPr>
+        <w:t>Треугольник</w:t>
+      </w:r>
+      <w:r>
+        <w:rPr>
+          <w:szCs w:val="28"/>
+          <w:lang w:val="en-US"/>
+        </w:rPr>
+        <w:t>)</w:t>
+      </w:r>
+      <w:r>
+        <w:rPr>
+          <w:szCs w:val="28"/>
+          <w:lang w:val="en-US"/>
+        </w:rPr>
+        <w:br/>
+        <w:t>};</w:t>
+      </w:r>
+      <w:r>
+        <w:rPr>
+          <w:szCs w:val="28"/>
+          <w:lang w:val="en-US"/>
+        </w:rPr>
+        <w:br/>
+      </w:r>
+      <w:r>
+        <w:rPr>
+          <w:szCs w:val="28"/>
+          <w:lang w:val="en-US"/>
+        </w:rPr>
+        <w:br/>
+        <w:t>Console.WriteLine("</w:t>
+      </w:r>
+      <w:r>
+        <w:rPr>
+          <w:szCs w:val="28"/>
+        </w:rPr>
+        <w:t>Круги</w:t>
+      </w:r>
       <w:r>
         <w:rPr>
           <w:szCs w:val="28"/>
@@ -657,21 +930,94 @@
         </w:rPr>
         <w:t xml:space="preserve"> </w:t>
       </w:r>
-      <w:proofErr w:type="spellStart"/>
-      <w:r>
-        <w:rPr>
-          <w:szCs w:val="28"/>
-          <w:lang w:val="en-US"/>
-        </w:rPr>
-        <w:t>FigureType</w:t>
-      </w:r>
-      <w:proofErr w:type="spellEnd"/>
-      <w:r>
-        <w:rPr>
-          <w:szCs w:val="28"/>
-          <w:lang w:val="en-US"/>
-        </w:rPr>
-        <w:t xml:space="preserve"> { </w:t>
+      <w:r>
+        <w:rPr>
+          <w:szCs w:val="28"/>
+        </w:rPr>
+        <w:t>с</w:t>
+      </w:r>
+      <w:r>
+        <w:rPr>
+          <w:szCs w:val="28"/>
+          <w:lang w:val="en-US"/>
+        </w:rPr>
+        <w:t xml:space="preserve"> </w:t>
+      </w:r>
+      <w:r>
+        <w:rPr>
+          <w:szCs w:val="28"/>
+        </w:rPr>
+        <w:t>центром</w:t>
+      </w:r>
+      <w:r>
+        <w:rPr>
+          <w:szCs w:val="28"/>
+          <w:lang w:val="en-US"/>
+        </w:rPr>
+        <w:t xml:space="preserve"> </w:t>
+      </w:r>
+      <w:r>
+        <w:rPr>
+          <w:szCs w:val="28"/>
+        </w:rPr>
+        <w:t>в</w:t>
+      </w:r>
+      <w:r>
+        <w:rPr>
+          <w:szCs w:val="28"/>
+          <w:lang w:val="en-US"/>
+        </w:rPr>
+        <w:t xml:space="preserve"> </w:t>
+      </w:r>
+      <w:r>
+        <w:rPr>
+          <w:szCs w:val="28"/>
+        </w:rPr>
+        <w:t>первой</w:t>
+      </w:r>
+      <w:r>
+        <w:rPr>
+          <w:szCs w:val="28"/>
+          <w:lang w:val="en-US"/>
+        </w:rPr>
+        <w:t xml:space="preserve"> </w:t>
+      </w:r>
+      <w:r>
+        <w:rPr>
+          <w:szCs w:val="28"/>
+        </w:rPr>
+        <w:t>четверти</w:t>
+      </w:r>
+      <w:r>
+        <w:rPr>
+          <w:szCs w:val="28"/>
+          <w:lang w:val="en-US"/>
+        </w:rPr>
+        <w:t>:");</w:t>
+      </w:r>
+      <w:r>
+        <w:rPr>
+          <w:szCs w:val="28"/>
+          <w:lang w:val="en-US"/>
+        </w:rPr>
+        <w:br/>
+        <w:t>foreach (var f in figures)</w:t>
+      </w:r>
+      <w:r>
+        <w:rPr>
+          <w:szCs w:val="28"/>
+          <w:lang w:val="en-US"/>
+        </w:rPr>
+        <w:br/>
+        <w:t>{</w:t>
+      </w:r>
+      <w:r>
+        <w:rPr>
+          <w:szCs w:val="28"/>
+          <w:lang w:val="en-US"/>
+        </w:rPr>
+        <w:br/>
+        <w:t>if (f.Type == FigureType.</w:t>
       </w:r>
       <w:r>
         <w:rPr>
@@ -684,639 +1030,15 @@
           <w:szCs w:val="28"/>
           <w:lang w:val="en-US"/>
         </w:rPr>
-        <w:t xml:space="preserve">, </w:t>
-      </w:r>
-      <w:r>
-        <w:rPr>
-          <w:szCs w:val="28"/>
-        </w:rPr>
-        <w:t>Квадрат</w:t>
-      </w:r>
-      <w:r>
-        <w:rPr>
-          <w:szCs w:val="28"/>
-          <w:lang w:val="en-US"/>
-        </w:rPr>
-        <w:t xml:space="preserve">, </w:t>
-      </w:r>
-      <w:r>
-        <w:rPr>
-          <w:szCs w:val="28"/>
-        </w:rPr>
-        <w:t>Треугольник</w:t>
-      </w:r>
-      <w:r>
-        <w:rPr>
-          <w:szCs w:val="28"/>
-          <w:lang w:val="en-US"/>
-        </w:rPr>
-        <w:t xml:space="preserve"> }</w:t>
-      </w:r>
-      <w:r>
-        <w:rPr>
-          <w:szCs w:val="28"/>
-          <w:lang w:val="en-US"/>
-        </w:rPr>
-        <w:br/>
-      </w:r>
-      <w:r>
-        <w:rPr>
-          <w:szCs w:val="28"/>
-          <w:lang w:val="en-US"/>
-        </w:rPr>
-        <w:br/>
-        <w:t>struct Figure</w:t>
-      </w:r>
-      <w:r>
-        <w:rPr>
-          <w:szCs w:val="28"/>
-          <w:lang w:val="en-US"/>
-        </w:rPr>
-        <w:br/>
-        <w:t>{</w:t>
-      </w:r>
-      <w:r>
-        <w:rPr>
-          <w:szCs w:val="28"/>
-          <w:lang w:val="en-US"/>
-        </w:rPr>
-        <w:br/>
-        <w:t>public double X, Y;</w:t>
-      </w:r>
-      <w:r>
-        <w:rPr>
-          <w:szCs w:val="28"/>
-          <w:lang w:val="en-US"/>
-        </w:rPr>
-        <w:br/>
-        <w:t>public double Area;</w:t>
-      </w:r>
-      <w:r>
-        <w:rPr>
-          <w:szCs w:val="28"/>
-          <w:lang w:val="en-US"/>
-        </w:rPr>
-        <w:br/>
-        <w:t xml:space="preserve">public </w:t>
-      </w:r>
-      <w:proofErr w:type="spellStart"/>
-      <w:r>
-        <w:rPr>
-          <w:szCs w:val="28"/>
-          <w:lang w:val="en-US"/>
-        </w:rPr>
-        <w:t>FigureType</w:t>
-      </w:r>
-      <w:proofErr w:type="spellEnd"/>
-      <w:r>
-        <w:rPr>
-          <w:szCs w:val="28"/>
-          <w:lang w:val="en-US"/>
-        </w:rPr>
-        <w:t xml:space="preserve"> Type;</w:t>
-      </w:r>
-      <w:r>
-        <w:rPr>
-          <w:szCs w:val="28"/>
-          <w:lang w:val="en-US"/>
-        </w:rPr>
-        <w:br/>
-      </w:r>
-      <w:r>
-        <w:rPr>
-          <w:szCs w:val="28"/>
-          <w:lang w:val="en-US"/>
-        </w:rPr>
-        <w:br/>
-        <w:t xml:space="preserve">public Figure(double x, double y, double area, </w:t>
-      </w:r>
-      <w:proofErr w:type="spellStart"/>
-      <w:r>
-        <w:rPr>
-          <w:szCs w:val="28"/>
-          <w:lang w:val="en-US"/>
-        </w:rPr>
-        <w:t>FigureType</w:t>
-      </w:r>
-      <w:proofErr w:type="spellEnd"/>
-      <w:r>
-        <w:rPr>
-          <w:szCs w:val="28"/>
-          <w:lang w:val="en-US"/>
-        </w:rPr>
-        <w:t xml:space="preserve"> type)</w:t>
-      </w:r>
-      <w:r>
-        <w:rPr>
-          <w:szCs w:val="28"/>
-          <w:lang w:val="en-US"/>
-        </w:rPr>
-        <w:br/>
-        <w:t>{</w:t>
-      </w:r>
-      <w:r>
-        <w:rPr>
-          <w:szCs w:val="28"/>
-          <w:lang w:val="en-US"/>
-        </w:rPr>
-        <w:br/>
-        <w:t>X = x; Y = y; Area = area; Type = type;</w:t>
-      </w:r>
-      <w:r>
-        <w:rPr>
-          <w:szCs w:val="28"/>
-          <w:lang w:val="en-US"/>
-        </w:rPr>
-        <w:br/>
-        <w:t>}</w:t>
-      </w:r>
-      <w:r>
-        <w:rPr>
-          <w:szCs w:val="28"/>
-          <w:lang w:val="en-US"/>
-        </w:rPr>
-        <w:br/>
-        <w:t>}</w:t>
-      </w:r>
-      <w:r>
-        <w:rPr>
-          <w:szCs w:val="28"/>
-          <w:lang w:val="en-US"/>
-        </w:rPr>
-        <w:br/>
-      </w:r>
-      <w:r>
-        <w:rPr>
-          <w:szCs w:val="28"/>
-          <w:lang w:val="en-US"/>
-        </w:rPr>
-        <w:br/>
-        <w:t>class Program</w:t>
-      </w:r>
-      <w:r>
-        <w:rPr>
-          <w:szCs w:val="28"/>
-          <w:lang w:val="en-US"/>
-        </w:rPr>
-        <w:br/>
-        <w:t>{</w:t>
-      </w:r>
-      <w:r>
-        <w:rPr>
-          <w:szCs w:val="28"/>
-          <w:lang w:val="en-US"/>
-        </w:rPr>
-        <w:br/>
-        <w:t>static void Main()</w:t>
-      </w:r>
-      <w:r>
-        <w:rPr>
-          <w:szCs w:val="28"/>
-          <w:lang w:val="en-US"/>
-        </w:rPr>
-        <w:br/>
-        <w:t>{</w:t>
-      </w:r>
-      <w:r>
-        <w:rPr>
-          <w:szCs w:val="28"/>
-          <w:lang w:val="en-US"/>
-        </w:rPr>
-        <w:br/>
-        <w:t>List&lt;Figure&gt; figures = new List&lt;Figure&gt;</w:t>
-      </w:r>
-      <w:r>
-        <w:rPr>
-          <w:szCs w:val="28"/>
-          <w:lang w:val="en-US"/>
-        </w:rPr>
-        <w:br/>
-        <w:t>{</w:t>
-      </w:r>
-      <w:r>
-        <w:rPr>
-          <w:szCs w:val="28"/>
-          <w:lang w:val="en-US"/>
-        </w:rPr>
-        <w:br/>
-        <w:t xml:space="preserve">new Figure(3, 4, 12.5, </w:t>
-      </w:r>
-      <w:proofErr w:type="spellStart"/>
-      <w:r>
-        <w:rPr>
-          <w:szCs w:val="28"/>
-          <w:lang w:val="en-US"/>
-        </w:rPr>
-        <w:t>FigureType</w:t>
-      </w:r>
-      <w:proofErr w:type="spellEnd"/>
-      <w:r>
-        <w:rPr>
-          <w:szCs w:val="28"/>
-          <w:lang w:val="en-US"/>
-        </w:rPr>
-        <w:t>.</w:t>
-      </w:r>
-      <w:r>
-        <w:rPr>
-          <w:szCs w:val="28"/>
-        </w:rPr>
-        <w:t>Круг</w:t>
-      </w:r>
-      <w:r>
-        <w:rPr>
-          <w:szCs w:val="28"/>
-          <w:lang w:val="en-US"/>
-        </w:rPr>
-        <w:t>),</w:t>
-      </w:r>
-      <w:r>
-        <w:rPr>
-          <w:szCs w:val="28"/>
-          <w:lang w:val="en-US"/>
-        </w:rPr>
-        <w:br/>
-        <w:t xml:space="preserve">new Figure(-1, 2, 8.0, </w:t>
-      </w:r>
-      <w:proofErr w:type="spellStart"/>
-      <w:r>
-        <w:rPr>
-          <w:szCs w:val="28"/>
-          <w:lang w:val="en-US"/>
-        </w:rPr>
-        <w:t>FigureType</w:t>
-      </w:r>
-      <w:proofErr w:type="spellEnd"/>
-      <w:r>
-        <w:rPr>
-          <w:szCs w:val="28"/>
-          <w:lang w:val="en-US"/>
-        </w:rPr>
-        <w:t>.</w:t>
-      </w:r>
-      <w:r>
-        <w:rPr>
-          <w:szCs w:val="28"/>
-        </w:rPr>
-        <w:t>Круг</w:t>
-      </w:r>
-      <w:r>
-        <w:rPr>
-          <w:szCs w:val="28"/>
-          <w:lang w:val="en-US"/>
-        </w:rPr>
-        <w:t>),</w:t>
-      </w:r>
-      <w:r>
-        <w:rPr>
-          <w:szCs w:val="28"/>
-          <w:lang w:val="en-US"/>
-        </w:rPr>
-        <w:br/>
-        <w:t xml:space="preserve">new Figure(5, 6, 20.0, </w:t>
-      </w:r>
-      <w:proofErr w:type="spellStart"/>
-      <w:r>
-        <w:rPr>
-          <w:szCs w:val="28"/>
-          <w:lang w:val="en-US"/>
-        </w:rPr>
-        <w:t>FigureType</w:t>
-      </w:r>
-      <w:proofErr w:type="spellEnd"/>
-      <w:r>
-        <w:rPr>
-          <w:szCs w:val="28"/>
-          <w:lang w:val="en-US"/>
-        </w:rPr>
-        <w:t>.</w:t>
-      </w:r>
-      <w:r>
-        <w:rPr>
-          <w:szCs w:val="28"/>
-        </w:rPr>
-        <w:t>Квадрат</w:t>
-      </w:r>
-      <w:r>
-        <w:rPr>
-          <w:szCs w:val="28"/>
-          <w:lang w:val="en-US"/>
-        </w:rPr>
-        <w:t>),</w:t>
-      </w:r>
-      <w:r>
-        <w:rPr>
-          <w:szCs w:val="28"/>
-          <w:lang w:val="en-US"/>
-        </w:rPr>
-        <w:br/>
-        <w:t xml:space="preserve">new Figure(2, 2, 9.0, </w:t>
-      </w:r>
-      <w:proofErr w:type="spellStart"/>
-      <w:r>
-        <w:rPr>
-          <w:szCs w:val="28"/>
-          <w:lang w:val="en-US"/>
-        </w:rPr>
-        <w:t>FigureType</w:t>
-      </w:r>
-      <w:proofErr w:type="spellEnd"/>
-      <w:r>
-        <w:rPr>
-          <w:szCs w:val="28"/>
-          <w:lang w:val="en-US"/>
-        </w:rPr>
-        <w:t>.</w:t>
-      </w:r>
-      <w:r>
-        <w:rPr>
-          <w:szCs w:val="28"/>
-        </w:rPr>
-        <w:t>Круг</w:t>
-      </w:r>
-      <w:r>
-        <w:rPr>
-          <w:szCs w:val="28"/>
-          <w:lang w:val="en-US"/>
-        </w:rPr>
-        <w:t>),</w:t>
-      </w:r>
-      <w:r>
-        <w:rPr>
-          <w:szCs w:val="28"/>
-          <w:lang w:val="en-US"/>
-        </w:rPr>
-        <w:br/>
-        <w:t xml:space="preserve">new Figure(0, 5, 15.0, </w:t>
-      </w:r>
-      <w:proofErr w:type="spellStart"/>
-      <w:r>
-        <w:rPr>
-          <w:szCs w:val="28"/>
-          <w:lang w:val="en-US"/>
-        </w:rPr>
-        <w:t>FigureType</w:t>
-      </w:r>
-      <w:proofErr w:type="spellEnd"/>
-      <w:r>
-        <w:rPr>
-          <w:szCs w:val="28"/>
-          <w:lang w:val="en-US"/>
-        </w:rPr>
-        <w:t>.</w:t>
-      </w:r>
-      <w:r>
-        <w:rPr>
-          <w:szCs w:val="28"/>
-        </w:rPr>
-        <w:t>Треугольник</w:t>
-      </w:r>
-      <w:r>
-        <w:rPr>
-          <w:szCs w:val="28"/>
-          <w:lang w:val="en-US"/>
-        </w:rPr>
-        <w:t>)</w:t>
-      </w:r>
-      <w:r>
-        <w:rPr>
-          <w:szCs w:val="28"/>
-          <w:lang w:val="en-US"/>
-        </w:rPr>
-        <w:br/>
-        <w:t>};</w:t>
-      </w:r>
-      <w:r>
-        <w:rPr>
-          <w:szCs w:val="28"/>
-          <w:lang w:val="en-US"/>
-        </w:rPr>
-        <w:br/>
-      </w:r>
-      <w:r>
-        <w:rPr>
-          <w:szCs w:val="28"/>
-          <w:lang w:val="en-US"/>
-        </w:rPr>
-        <w:br/>
-      </w:r>
-      <w:proofErr w:type="spellStart"/>
-      <w:r>
-        <w:rPr>
-          <w:szCs w:val="28"/>
-          <w:lang w:val="en-US"/>
-        </w:rPr>
-        <w:t>Console.WriteLine</w:t>
-      </w:r>
-      <w:proofErr w:type="spellEnd"/>
-      <w:r>
-        <w:rPr>
-          <w:szCs w:val="28"/>
-          <w:lang w:val="en-US"/>
-        </w:rPr>
-        <w:t>("</w:t>
-      </w:r>
-      <w:r>
-        <w:rPr>
-          <w:szCs w:val="28"/>
-        </w:rPr>
-        <w:t>Круги</w:t>
-      </w:r>
-      <w:r>
-        <w:rPr>
-          <w:szCs w:val="28"/>
-          <w:lang w:val="en-US"/>
-        </w:rPr>
-        <w:t xml:space="preserve"> </w:t>
-      </w:r>
-      <w:r>
-        <w:rPr>
-          <w:szCs w:val="28"/>
-        </w:rPr>
-        <w:t>с</w:t>
-      </w:r>
-      <w:r>
-        <w:rPr>
-          <w:szCs w:val="28"/>
-          <w:lang w:val="en-US"/>
-        </w:rPr>
-        <w:t xml:space="preserve"> </w:t>
-      </w:r>
-      <w:r>
-        <w:rPr>
-          <w:szCs w:val="28"/>
-        </w:rPr>
-        <w:t>центром</w:t>
-      </w:r>
-      <w:r>
-        <w:rPr>
-          <w:szCs w:val="28"/>
-          <w:lang w:val="en-US"/>
-        </w:rPr>
-        <w:t xml:space="preserve"> </w:t>
-      </w:r>
-      <w:r>
-        <w:rPr>
-          <w:szCs w:val="28"/>
-        </w:rPr>
-        <w:t>в</w:t>
-      </w:r>
-      <w:r>
-        <w:rPr>
-          <w:szCs w:val="28"/>
-          <w:lang w:val="en-US"/>
-        </w:rPr>
-        <w:t xml:space="preserve"> </w:t>
-      </w:r>
-      <w:r>
-        <w:rPr>
-          <w:szCs w:val="28"/>
-        </w:rPr>
-        <w:t>первой</w:t>
-      </w:r>
-      <w:r>
-        <w:rPr>
-          <w:szCs w:val="28"/>
-          <w:lang w:val="en-US"/>
-        </w:rPr>
-        <w:t xml:space="preserve"> </w:t>
-      </w:r>
-      <w:r>
-        <w:rPr>
-          <w:szCs w:val="28"/>
-        </w:rPr>
-        <w:t>четверти</w:t>
-      </w:r>
-      <w:r>
-        <w:rPr>
-          <w:szCs w:val="28"/>
-          <w:lang w:val="en-US"/>
-        </w:rPr>
-        <w:t>:");</w:t>
-      </w:r>
-      <w:r>
-        <w:rPr>
-          <w:szCs w:val="28"/>
-          <w:lang w:val="en-US"/>
-        </w:rPr>
-        <w:br/>
-        <w:t>foreach (var f in figures)</w:t>
-      </w:r>
-      <w:r>
-        <w:rPr>
-          <w:szCs w:val="28"/>
-          <w:lang w:val="en-US"/>
-        </w:rPr>
-        <w:br/>
-        <w:t>{</w:t>
-      </w:r>
-      <w:r>
-        <w:rPr>
-          <w:szCs w:val="28"/>
-          <w:lang w:val="en-US"/>
-        </w:rPr>
-        <w:br/>
-        <w:t>if (</w:t>
-      </w:r>
-      <w:proofErr w:type="spellStart"/>
-      <w:r>
-        <w:rPr>
-          <w:szCs w:val="28"/>
-          <w:lang w:val="en-US"/>
-        </w:rPr>
-        <w:t>f.Type</w:t>
-      </w:r>
-      <w:proofErr w:type="spellEnd"/>
-      <w:r>
-        <w:rPr>
-          <w:szCs w:val="28"/>
-          <w:lang w:val="en-US"/>
-        </w:rPr>
-        <w:t xml:space="preserve"> == </w:t>
-      </w:r>
-      <w:proofErr w:type="spellStart"/>
-      <w:r>
-        <w:rPr>
-          <w:szCs w:val="28"/>
-          <w:lang w:val="en-US"/>
-        </w:rPr>
-        <w:t>FigureType</w:t>
-      </w:r>
-      <w:proofErr w:type="spellEnd"/>
-      <w:r>
-        <w:rPr>
-          <w:szCs w:val="28"/>
-          <w:lang w:val="en-US"/>
-        </w:rPr>
-        <w:t>.</w:t>
-      </w:r>
-      <w:r>
-        <w:rPr>
-          <w:szCs w:val="28"/>
-        </w:rPr>
-        <w:t>Круг</w:t>
-      </w:r>
-      <w:r>
-        <w:rPr>
-          <w:szCs w:val="28"/>
-          <w:lang w:val="en-US"/>
-        </w:rPr>
-        <w:t xml:space="preserve"> &amp;&amp; </w:t>
-      </w:r>
-      <w:proofErr w:type="spellStart"/>
-      <w:r>
-        <w:rPr>
-          <w:szCs w:val="28"/>
-          <w:lang w:val="en-US"/>
-        </w:rPr>
-        <w:t>f.X</w:t>
-      </w:r>
-      <w:proofErr w:type="spellEnd"/>
-      <w:r>
-        <w:rPr>
-          <w:szCs w:val="28"/>
-          <w:lang w:val="en-US"/>
-        </w:rPr>
-        <w:t xml:space="preserve"> &gt; 0 &amp;&amp; </w:t>
-      </w:r>
-      <w:proofErr w:type="spellStart"/>
-      <w:r>
-        <w:rPr>
-          <w:szCs w:val="28"/>
-          <w:lang w:val="en-US"/>
-        </w:rPr>
-        <w:t>f.Y</w:t>
-      </w:r>
-      <w:proofErr w:type="spellEnd"/>
-      <w:r>
-        <w:rPr>
-          <w:szCs w:val="28"/>
-          <w:lang w:val="en-US"/>
-        </w:rPr>
-        <w:t xml:space="preserve"> &gt; 0)</w:t>
-      </w:r>
-      <w:r>
-        <w:rPr>
-          <w:szCs w:val="28"/>
-          <w:lang w:val="en-US"/>
-        </w:rPr>
-        <w:br/>
-      </w:r>
-      <w:proofErr w:type="spellStart"/>
-      <w:r>
-        <w:rPr>
-          <w:szCs w:val="28"/>
-          <w:lang w:val="en-US"/>
-        </w:rPr>
-        <w:t>Console.WriteLine</w:t>
-      </w:r>
-      <w:proofErr w:type="spellEnd"/>
-      <w:r>
-        <w:rPr>
-          <w:szCs w:val="28"/>
-          <w:lang w:val="en-US"/>
-        </w:rPr>
-        <w:t>($"</w:t>
+        <w:t xml:space="preserve"> &amp;&amp; f.X &gt; 0 &amp;&amp; f.Y &gt; 0)</w:t>
+      </w:r>
+      <w:r>
+        <w:rPr>
+          <w:szCs w:val="28"/>
+          <w:lang w:val="en-US"/>
+        </w:rPr>
+        <w:br/>
+        <w:t>Console.WriteLine($"</w:t>
       </w:r>
       <w:r>
         <w:rPr>
@@ -1329,39 +1051,7 @@
           <w:szCs w:val="28"/>
           <w:lang w:val="en-US"/>
         </w:rPr>
-        <w:t xml:space="preserve"> ({</w:t>
-      </w:r>
-      <w:proofErr w:type="spellStart"/>
-      <w:r>
-        <w:rPr>
-          <w:szCs w:val="28"/>
-          <w:lang w:val="en-US"/>
-        </w:rPr>
-        <w:t>f.X</w:t>
-      </w:r>
-      <w:proofErr w:type="spellEnd"/>
-      <w:r>
-        <w:rPr>
-          <w:szCs w:val="28"/>
-          <w:lang w:val="en-US"/>
-        </w:rPr>
-        <w:t>}, {</w:t>
-      </w:r>
-      <w:proofErr w:type="spellStart"/>
-      <w:r>
-        <w:rPr>
-          <w:szCs w:val="28"/>
-          <w:lang w:val="en-US"/>
-        </w:rPr>
-        <w:t>f.Y</w:t>
-      </w:r>
-      <w:proofErr w:type="spellEnd"/>
-      <w:r>
-        <w:rPr>
-          <w:szCs w:val="28"/>
-          <w:lang w:val="en-US"/>
-        </w:rPr>
-        <w:t xml:space="preserve">}), </w:t>
+        <w:t xml:space="preserve"> ({f.X}, {f.Y}), </w:t>
       </w:r>
       <w:r>
         <w:rPr>
@@ -1374,23 +1064,7 @@
           <w:szCs w:val="28"/>
           <w:lang w:val="en-US"/>
         </w:rPr>
-        <w:t xml:space="preserve"> {</w:t>
-      </w:r>
-      <w:proofErr w:type="spellStart"/>
-      <w:r>
-        <w:rPr>
-          <w:szCs w:val="28"/>
-          <w:lang w:val="en-US"/>
-        </w:rPr>
-        <w:t>f.Area</w:t>
-      </w:r>
-      <w:proofErr w:type="spellEnd"/>
-      <w:r>
-        <w:rPr>
-          <w:szCs w:val="28"/>
-          <w:lang w:val="en-US"/>
-        </w:rPr>
-        <w:t>}");</w:t>
+        <w:t xml:space="preserve"> {f.Area}");</w:t>
       </w:r>
       <w:r>
         <w:rPr>
@@ -1437,14 +1111,14 @@
       </w:pPr>
       <w:r>
         <w:rPr>
-          <w:noProof/>
-          <w:szCs w:val="28"/>
-        </w:rPr>
+          <w:szCs w:val="28"/>
+        </w:rPr>
+        <w:lastRenderedPageBreak/>
         <w:drawing>
-          <wp:inline distT="0" distB="0" distL="0" distR="0" wp14:anchorId="6112BB1A" wp14:editId="26A0B4BB">
-            <wp:extent cx="3048425" cy="609685"/>
-            <wp:effectExtent l="0" t="0" r="0" b="0"/>
-            <wp:docPr id="398991202" name="Рисунок 1"/>
+          <wp:inline distT="0" distB="0" distL="0" distR="0" wp14:anchorId="7EE04FBC" wp14:editId="0806AE0C">
+            <wp:extent cx="5940425" cy="3341370"/>
+            <wp:effectExtent l="0" t="0" r="3175" b="0"/>
+            <wp:docPr id="1730484697" name="Рисунок 1"/>
             <wp:cNvGraphicFramePr>
               <a:graphicFrameLocks xmlns:a="http://schemas.openxmlformats.org/drawingml/2006/main" noChangeAspect="1"/>
             </wp:cNvGraphicFramePr>
@@ -1452,7 +1126,7 @@
               <a:graphicData uri="http://schemas.openxmlformats.org/drawingml/2006/picture">
                 <pic:pic xmlns:pic="http://schemas.openxmlformats.org/drawingml/2006/picture">
                   <pic:nvPicPr>
-                    <pic:cNvPr id="398991202" name=""/>
+                    <pic:cNvPr id="1730484697" name=""/>
                     <pic:cNvPicPr/>
                   </pic:nvPicPr>
                   <pic:blipFill>
@@ -1464,7 +1138,7 @@
                   <pic:spPr>
                     <a:xfrm>
                       <a:off x="0" y="0"/>
-                      <a:ext cx="3048425" cy="609685"/>
+                      <a:ext cx="5940425" cy="3341370"/>
                     </a:xfrm>
                     <a:prstGeom prst="rect">
                       <a:avLst/>
@@ -1498,47 +1172,13 @@
         <w:rPr>
           <w:szCs w:val="28"/>
         </w:rPr>
-        <w:t>1. Чем структура (</w:t>
-      </w:r>
-      <w:proofErr w:type="spellStart"/>
-      <w:r>
-        <w:rPr>
-          <w:szCs w:val="28"/>
-        </w:rPr>
-        <w:t>struct</w:t>
-      </w:r>
-      <w:proofErr w:type="spellEnd"/>
-      <w:r>
-        <w:rPr>
-          <w:szCs w:val="28"/>
-        </w:rPr>
-        <w:t>) отличается от класса (</w:t>
-      </w:r>
-      <w:proofErr w:type="spellStart"/>
-      <w:r>
-        <w:rPr>
-          <w:szCs w:val="28"/>
-        </w:rPr>
-        <w:t>class</w:t>
-      </w:r>
-      <w:proofErr w:type="spellEnd"/>
-      <w:r>
-        <w:rPr>
-          <w:szCs w:val="28"/>
-        </w:rPr>
-        <w:t>) в плане хранения в памяти?</w:t>
-      </w:r>
-      <w:r>
-        <w:rPr>
-          <w:szCs w:val="28"/>
-        </w:rPr>
-        <w:br/>
-      </w:r>
-      <w:r>
-        <w:rPr>
-          <w:szCs w:val="28"/>
-        </w:rPr>
-        <w:lastRenderedPageBreak/>
+        <w:t>1. Чем структура (struct) отличается от класса (class) в плане хранения в памяти?</w:t>
+      </w:r>
+      <w:r>
+        <w:rPr>
+          <w:szCs w:val="28"/>
+        </w:rPr>
+        <w:br/>
         <w:t>Структура – значимый тип (хранится в стеке или внутри другого объекта, если является полем класса). Класс – ссылочный тип (хранится в куче, переменная содержит ссылку).</w:t>
       </w:r>
       <w:r>
@@ -1579,35 +1219,7 @@
           <w:szCs w:val="28"/>
         </w:rPr>
         <w:br/>
-        <w:t xml:space="preserve">Нет, структуры не поддерживают наследование (кроме неявного наследования от </w:t>
-      </w:r>
-      <w:proofErr w:type="spellStart"/>
-      <w:r>
-        <w:rPr>
-          <w:szCs w:val="28"/>
-        </w:rPr>
-        <w:t>ValueType</w:t>
-      </w:r>
-      <w:proofErr w:type="spellEnd"/>
-      <w:r>
-        <w:rPr>
-          <w:szCs w:val="28"/>
-        </w:rPr>
-        <w:t xml:space="preserve"> и </w:t>
-      </w:r>
-      <w:proofErr w:type="spellStart"/>
-      <w:r>
-        <w:rPr>
-          <w:szCs w:val="28"/>
-        </w:rPr>
-        <w:t>object</w:t>
-      </w:r>
-      <w:proofErr w:type="spellEnd"/>
-      <w:r>
-        <w:rPr>
-          <w:szCs w:val="28"/>
-        </w:rPr>
-        <w:t>). Структуры не могут быть базовыми для других структур или классов.</w:t>
+        <w:t>Нет, структуры не поддерживают наследование (кроме неявного наследования от ValueType и object). Структуры не могут быть базовыми для других структур или классов.</w:t>
       </w:r>
     </w:p>
     <w:sectPr>
@@ -3636,6 +3248,7 @@
   <w:style w:type="character" w:default="1" w:styleId="a0">
     <w:name w:val="Default Paragraph Font"/>
     <w:uiPriority w:val="1"/>
+    <w:semiHidden/>
     <w:unhideWhenUsed/>
   </w:style>
   <w:style w:type="table" w:default="1" w:styleId="a1">
